--- a/APE4_Fase1/06_documento/APE4_Fase1_CafeU.docx
+++ b/APE4_Fase1/06_documento/APE4_Fase1_CafeU.docx
@@ -165,7 +165,7 @@
         <w:rPr>
           <w:rFonts w:ascii="Times New Roman" w:hAnsi="Times New Roman"/>
         </w:rPr>
-        <w:t>Alumnos participantes:</w:t>
+        <w:t>Alumno:</w:t>
       </w:r>
       <w:r>
         <w:rPr>
@@ -184,52 +184,8 @@
           <w:rFonts w:ascii="Times New Roman" w:hAnsi="Times New Roman"/>
         </w:rPr>
         <w:tab/>
-        <w:t>Lagua Flores Henry Daniel</w:t>
-      </w:r>
-    </w:p>
-    <w:p>
-      <w:pPr>
-        <w:spacing w:after="0" w:line="240" w:lineRule="auto"/>
-        <w:ind w:left="3540"/>
-        <w:rPr>
-          <w:rFonts w:ascii="Times New Roman" w:hAnsi="Times New Roman"/>
-        </w:rPr>
-      </w:pPr>
-      <w:r>
-        <w:rPr>
-          <w:rFonts w:ascii="Times New Roman" w:hAnsi="Times New Roman"/>
-        </w:rPr>
-        <w:t xml:space="preserve">Cobos Taco Alison Marcela</w:t>
-      </w:r>
-    </w:p>
-    <w:p>
-      <w:pPr>
-        <w:spacing w:after="0" w:line="240" w:lineRule="auto"/>
-        <w:ind w:left="3540"/>
-        <w:rPr>
-          <w:rFonts w:ascii="Times New Roman" w:hAnsi="Times New Roman"/>
-        </w:rPr>
-      </w:pPr>
-      <w:r>
-        <w:rPr>
-          <w:rFonts w:ascii="Times New Roman" w:hAnsi="Times New Roman"/>
-        </w:rPr>
-        <w:t xml:space="preserve">Cevallos Goyes Melany Saleth</w:t>
-      </w:r>
-    </w:p>
-    <w:p>
-      <w:pPr>
-        <w:spacing w:after="0" w:line="240" w:lineRule="auto"/>
-        <w:ind w:left="3540"/>
-        <w:rPr>
-          <w:rFonts w:ascii="Times New Roman" w:hAnsi="Times New Roman"/>
-        </w:rPr>
-      </w:pPr>
-      <w:r>
-        <w:rPr>
-          <w:rFonts w:ascii="Times New Roman" w:hAnsi="Times New Roman"/>
-        </w:rPr>
-        <w:t xml:space="preserve">Ramos Jacome Carlos Giovanni</w:t>
+        <w:tab/>
+        <w:t>Ramos Jácome Carlos Giovanni</w:t>
       </w:r>
     </w:p>
     <w:p>
@@ -602,7 +558,7 @@
           <w:rFonts w:ascii="Times New Roman" w:hAnsi="Times New Roman"/>
           <w:bCs/>
         </w:rPr>
-        <w:t>Presencial – práctica grupal</w:t>
+        <w:t>Presencial – práctica individual</w:t>
       </w:r>
     </w:p>
     <w:p>
@@ -854,7 +810,7 @@
         <w:rPr>
           <w:rFonts w:ascii="Times New Roman" w:hAnsi="Times New Roman"/>
         </w:rPr>
-        <w:t xml:space="preserve"> Subir el archivo a la plataforma dentro de la fecha indicada y publicar la carpeta APE4_Fase1 en el repositorio de GitHub del grupo.</w:t>
+        <w:t xml:space="preserve"> Subir el archivo a la plataforma dentro de la fecha indicada y publicar la carpeta APE4_Fase1 en el repositorio personal de GitHub.</w:t>
       </w:r>
     </w:p>
     <w:p>
@@ -994,7 +950,7 @@
         <w:rPr>
           <w:rFonts w:ascii="Times New Roman" w:hAnsi="Times New Roman"/>
         </w:rPr>
-        <w:t xml:space="preserve">Figma (wireflow del taller y enlace al prototipo)</w:t>
+        <w:t xml:space="preserve">Figma (wireflow del taller «¿Confirmar o editar?» trabajado en clase)</w:t>
       </w:r>
     </w:p>
     <w:p>
@@ -1014,7 +970,7 @@
         <w:rPr>
           <w:rFonts w:ascii="Times New Roman" w:hAnsi="Times New Roman"/>
         </w:rPr>
-        <w:t xml:space="preserve">Prototipo navegable en HTML (equivalente a Figma para los wireframes W1 – W7)</w:t>
+        <w:t xml:space="preserve">Prototipo navegable en HTML con formato de aplicación web móvil (wireframes W1 – W7 y estados E1 – E4)</w:t>
       </w:r>
     </w:p>
     <w:p>
@@ -3575,7 +3531,7 @@
         <w:rPr>
           <w:rFonts w:ascii="Times New Roman" w:hAnsi="Times New Roman"/>
         </w:rPr>
-        <w:t xml:space="preserve"> (Inicio, Menú, Mi pedido y Mis pedidos) se alcanzan desde la barra de navegación; las </w:t>
+        <w:t xml:space="preserve"> (Inicio, Menú, Mi pedido y Mis pedidos) se alcanzan desde la barra de pestañas; las </w:t>
       </w:r>
       <w:r>
         <w:rPr>
@@ -3853,7 +3809,7 @@
                 <w:sz w:val="19"/>
                 <w:szCs w:val="19"/>
               </w:rPr>
-              <w:t xml:space="preserve">Barra de navegación</w:t>
+              <w:t xml:space="preserve">Barra de pestañas</w:t>
             </w:r>
           </w:p>
         </w:tc>
@@ -3948,7 +3904,7 @@
                 <w:sz w:val="19"/>
                 <w:szCs w:val="19"/>
               </w:rPr>
-              <w:t xml:space="preserve">Barra de navegación / «Ver menú»</w:t>
+              <w:t xml:space="preserve">Barra de pestañas / «Ver menú»</w:t>
             </w:r>
           </w:p>
         </w:tc>
@@ -4251,7 +4207,7 @@
                 <w:sz w:val="19"/>
                 <w:szCs w:val="19"/>
               </w:rPr>
-              <w:t xml:space="preserve">Tarjetas con «−» / «+», basurero, nuevo total, «Guardar Cambios».</w:t>
+              <w:t xml:space="preserve">Lista con «−» / «+», basurero, nuevo total, «Guardar Cambios».</w:t>
             </w:r>
           </w:p>
         </w:tc>
@@ -4423,7 +4379,7 @@
                 <w:sz w:val="19"/>
                 <w:szCs w:val="19"/>
               </w:rPr>
-              <w:t xml:space="preserve">Barra de navegación / W6</w:t>
+              <w:t xml:space="preserve">Barra de pestañas / W6</w:t>
             </w:r>
           </w:p>
         </w:tc>
@@ -4697,7 +4653,7 @@
         <w:rPr>
           <w:rFonts w:ascii="Times New Roman" w:hAnsi="Times New Roman"/>
         </w:rPr>
-        <w:t xml:space="preserve">El </w:t>
+        <w:t xml:space="preserve">Como el estudiante pide sobre todo desde el celular, el </w:t>
       </w:r>
       <w:r>
         <w:rPr>
@@ -4710,7 +4666,7 @@
         <w:rPr>
           <w:rFonts w:ascii="Times New Roman" w:hAnsi="Times New Roman"/>
         </w:rPr>
-        <w:t xml:space="preserve"> es una barra superior con la marca, Inicio, Menú, Mis pedidos y el botón «Mi pedido · n», que muestra cuántos productos lleva el pedido. Durante la compra (W4, W5 y W6) la barra se oculta y la única salida es «←»: así el estudiante se concentra en revisar y pagar.</w:t>
+        <w:t xml:space="preserve"> es una barra de pestañas inferior con Inicio, Menú, Mis pedidos y «Mi pedido · n», que muestra cuántos productos lleva el pedido; queda en la zona que alcanza el pulgar al usar el teléfono con una mano. La marca CaféU se mantiene en la barra superior y lleva a Inicio. Durante la compra (W4, W5 y W6) la barra de pestañas se oculta y la única salida es «←»: así el estudiante se concentra en revisar y pagar.</w:t>
       </w:r>
     </w:p>
     <w:p>
@@ -4899,7 +4855,7 @@
                 <w:sz w:val="19"/>
                 <w:szCs w:val="19"/>
               </w:rPr>
-              <w:t xml:space="preserve">Barra de navegación principal (CaféU · Inicio · Menú · Mis pedidos · Mi pedido · n)</w:t>
+              <w:t xml:space="preserve">Barra de pestañas inferior (Inicio · Menú · Mis pedidos · Mi pedido · n) y marca CaféU en la parte superior</w:t>
             </w:r>
           </w:p>
         </w:tc>
@@ -4953,7 +4909,7 @@
                 <w:sz w:val="19"/>
                 <w:szCs w:val="19"/>
               </w:rPr>
-              <w:t xml:space="preserve">Siempre visible y en el mismo lugar; el contador de «Mi pedido» muestra el estado del pedido sin abrirlo.</w:t>
+              <w:t xml:space="preserve">Siempre visible, en el mismo lugar y al alcance del pulgar (ley de Fitts); el contador de «Mi pedido» muestra el estado del pedido sin abrirlo.</w:t>
             </w:r>
           </w:p>
         </w:tc>
@@ -5261,7 +5217,7 @@
                 <w:sz w:val="19"/>
                 <w:szCs w:val="19"/>
               </w:rPr>
-              <w:t xml:space="preserve">Muestra cantidad y total mientras se sigue comprando.</w:t>
+              <w:t xml:space="preserve">Muestra cantidad y total mientras se sigue comprando; queda justo encima de la barra de pestañas.</w:t>
             </w:r>
           </w:p>
         </w:tc>
@@ -5397,7 +5353,7 @@
                 <w:sz w:val="19"/>
                 <w:szCs w:val="19"/>
               </w:rPr>
-              <w:t xml:space="preserve">Oculta la barra principal durante la revisión y el pago.</w:t>
+              <w:t xml:space="preserve">Oculta la barra de pestañas durante la revisión y el pago.</w:t>
             </w:r>
           </w:p>
         </w:tc>
@@ -5581,7 +5537,7 @@
                 <w:sz w:val="19"/>
                 <w:szCs w:val="19"/>
               </w:rPr>
-              <w:t xml:space="preserve">Barra de navegación</w:t>
+              <w:t xml:space="preserve">Barra de pestañas</w:t>
             </w:r>
           </w:p>
         </w:tc>
@@ -5599,7 +5555,7 @@
                 <w:sz w:val="19"/>
                 <w:szCs w:val="19"/>
               </w:rPr>
-              <w:t xml:space="preserve">Marca + 3 enlaces + botón «Mi pedido · n».</w:t>
+              <w:t xml:space="preserve">Cuatro pestañas con icono y texto; «Mi pedido · n» lleva un contador. La marca va en la barra superior.</w:t>
             </w:r>
           </w:p>
         </w:tc>
@@ -5676,7 +5632,7 @@
                 <w:sz w:val="19"/>
                 <w:szCs w:val="19"/>
               </w:rPr>
-              <w:t xml:space="preserve">Título centrado y botón para volver.</w:t>
+              <w:t xml:space="preserve">Botón circular «←» y título alineado a la izquierda.</w:t>
             </w:r>
           </w:p>
         </w:tc>
@@ -5753,7 +5709,7 @@
                 <w:sz w:val="19"/>
                 <w:szCs w:val="19"/>
               </w:rPr>
-              <w:t xml:space="preserve">Relleno oscuro para la acción esperada; borde para la alternativa; gris si está desactivado.</w:t>
+              <w:t xml:space="preserve">Forma de píldora: relleno oscuro para la acción esperada, borde para la alternativa y gris si está desactivado. En el flujo de compra van apilados y a todo el ancho.</w:t>
             </w:r>
           </w:p>
         </w:tc>
@@ -5830,7 +5786,7 @@
                 <w:sz w:val="19"/>
                 <w:szCs w:val="19"/>
               </w:rPr>
-              <w:t xml:space="preserve">Entrada de texto con indicación «Buscar producto…».</w:t>
+              <w:t xml:space="preserve">Entrada redondeada con icono de lupa e indicación «Buscar producto…».</w:t>
             </w:r>
           </w:p>
         </w:tc>
@@ -5984,7 +5940,7 @@
                 <w:sz w:val="19"/>
                 <w:szCs w:val="19"/>
               </w:rPr>
-              <w:t xml:space="preserve">Imagen, nombre, descripción, precio, etiqueta «AGOTADO» y «Ver detalle».</w:t>
+              <w:t xml:space="preserve">Mosaico en cuadrícula de dos columnas: imagen, nombre, descripción, precio, etiqueta «AGOTADO» y «Ver detalle».</w:t>
             </w:r>
           </w:p>
         </w:tc>
@@ -6138,7 +6094,7 @@
                 <w:sz w:val="19"/>
                 <w:szCs w:val="19"/>
               </w:rPr>
-              <w:t xml:space="preserve">«−» número «+», con áreas táctiles de 36 px o más.</w:t>
+              <w:t xml:space="preserve">Botones circulares «−» número «+», con áreas táctiles de 36 px o más.</w:t>
             </w:r>
           </w:p>
         </w:tc>
@@ -6274,7 +6230,7 @@
                 <w:sz w:val="19"/>
                 <w:szCs w:val="19"/>
               </w:rPr>
-              <w:t xml:space="preserve">Diálogo de confirmación</w:t>
+              <w:t xml:space="preserve">Diálogo de confirmación (hoja inferior)</w:t>
             </w:r>
           </w:p>
         </w:tc>
@@ -6292,7 +6248,7 @@
                 <w:sz w:val="19"/>
                 <w:szCs w:val="19"/>
               </w:rPr>
-              <w:t xml:space="preserve">«¿Eliminar…?» y «¿Descartar los cambios?» con «Cancelar» y la acción.</w:t>
+              <w:t xml:space="preserve">Hoja inferior con «¿Eliminar…?» o «¿Descartar los cambios?», la acción y «Cancelar» apilados al alcance del pulgar.</w:t>
             </w:r>
           </w:p>
         </w:tc>
@@ -6446,7 +6402,7 @@
                 <w:sz w:val="19"/>
                 <w:szCs w:val="19"/>
               </w:rPr>
-              <w:t xml:space="preserve">Recibido → En preparación → Listo para retirar.</w:t>
+              <w:t xml:space="preserve">Línea de tiempo vertical: Recibido → En preparación → Listo para retirar, con el detalle de cada paso.</w:t>
             </w:r>
           </w:p>
         </w:tc>
@@ -6726,7 +6682,7 @@
       <w:pPr>
         <w:spacing w:after="120" w:line="240" w:lineRule="auto"/>
         <w:ind w:left="360"/>
-        <w:jc w:val="both"/>
+        <w:jc w:val="left"/>
         <w:rPr>
           <w:rFonts w:ascii="Times New Roman" w:hAnsi="Times New Roman"/>
         </w:rPr>
@@ -6736,7 +6692,7 @@
           <w:rFonts w:ascii="Times New Roman" w:hAnsi="Times New Roman"/>
           <w:b/>
         </w:rPr>
-        <w:t xml:space="preserve">Prototipo navegable en Figma (W1 – W7 y E1 – E4): </w:t>
+        <w:t xml:space="preserve">Prototipo navegable en HTML (W1 – W7 y E1 – E4): </w:t>
       </w:r>
       <w:hyperlink r:id="rIdFigma2" w:history="1">
         <w:r>
@@ -6745,7 +6701,7 @@
             <w:color w:val="0563C1"/>
             <w:u w:val="single"/>
           </w:rPr>
-          <w:t xml:space="preserve">https://www.figma.com/proto/0bxGDlHenLKFwC9IroyRXt?node-id=2-4&amp;starting-point-node-id=2%3A4</w:t>
+          <w:t xml:space="preserve">https://carlitosgiovanniramos.github.io/IHC_APE4/APE4_Fase1/07_prototipo/</w:t>
         </w:r>
       </w:hyperlink>
     </w:p>
@@ -6762,20 +6718,20 @@
         <w:rPr>
           <w:rFonts w:ascii="Times New Roman" w:hAnsi="Times New Roman"/>
         </w:rPr>
-        <w:t xml:space="preserve">En el archivo de Figma, el modo </w:t>
+        <w:t xml:space="preserve">El prototipo también se puede abrir sin internet desde la carpeta 07_prototipo del repositorio. Todos los botones y enlaces están conectados, y un </w:t>
       </w:r>
       <w:r>
         <w:rPr>
           <w:rFonts w:ascii="Times New Roman" w:hAnsi="Times New Roman"/>
           <w:b/>
         </w:rPr>
-        <w:t xml:space="preserve">Presentar</w:t>
-      </w:r>
-      <w:r>
-        <w:rPr>
-          <w:rFonts w:ascii="Times New Roman" w:hAnsi="Times New Roman"/>
-        </w:rPr>
-        <w:t xml:space="preserve"> ofrece tres flujos de inicio: «Flujo 1 · Realizar y confirmar un pedido», «Flujo 2 · Modificar el pedido antes de pagar» y «Estado · Pago rechazado»; todos los botones y enlaces de las pantallas están conectados. El prototipo HTML también está publicado en GitHub Pages: https://hlagua.github.io/APE4_Fase1/</w:t>
+        <w:t xml:space="preserve">panel lateral</w:t>
+      </w:r>
+      <w:r>
+        <w:rPr>
+          <w:rFonts w:ascii="Times New Roman" w:hAnsi="Times New Roman"/>
+        </w:rPr>
+        <w:t xml:space="preserve"> permite simular un pago rechazado y reiniciar. En él se ejecutan las dos tareas: (1) pedir un Café Americano y un Sánduche, confirmarlos y consultar el estado del pedido; (2) antes de pagar, quitar el sánduche, subir el café a 2 y guardar los cambios.</w:t>
       </w:r>
     </w:p>
     <w:p>
@@ -6804,7 +6760,7 @@
         <w:rPr>
           <w:rFonts w:ascii="Times New Roman" w:hAnsi="Times New Roman"/>
         </w:rPr>
-        <w:t xml:space="preserve"> en Figma y en HTML (carpeta 07_prototipo del repositorio), en el que se pueden ejecutar las dos tareas.</w:t>
+        <w:t xml:space="preserve"> en HTML. Frente a la primera versión (marco de navegador y barra superior), los wireframes se rediseñaron con formato de aplicación web móvil: marco de celular, barra de pestañas inferior, menú en cuadrícula de dos columnas, botones en forma de píldora apilados a todo el ancho en el flujo de compra, línea de tiempo vertical para el estado del pedido y confirmaciones en una hoja inferior. Se conservaron el contenido, los textos y los controles de cada pantalla.</w:t>
       </w:r>
     </w:p>
     <w:tbl>
@@ -6965,7 +6921,7 @@
                 <w:sz w:val="19"/>
                 <w:szCs w:val="19"/>
               </w:rPr>
-              <w:t xml:space="preserve">Barra de navegación, mensaje «Pide antes de llegar», botón «Ver menú», pedido en curso, horario.</w:t>
+              <w:t xml:space="preserve">Barra de pestañas, mensaje «Pide antes de llegar», botón «Ver menú», pedido en curso, horario.</w:t>
             </w:r>
           </w:p>
         </w:tc>
@@ -7042,7 +6998,7 @@
                 <w:sz w:val="19"/>
                 <w:szCs w:val="19"/>
               </w:rPr>
-              <w:t xml:space="preserve">Buscador, filtros, tarjetas con precio y «AGOTADO», barra fija «Ver mi pedido».</w:t>
+              <w:t xml:space="preserve">Buscador, filtros, cuadrícula de tarjetas con precio y «AGOTADO», barra fija «Ver mi pedido».</w:t>
             </w:r>
           </w:p>
         </w:tc>
@@ -7196,7 +7152,7 @@
                 <w:sz w:val="19"/>
                 <w:szCs w:val="19"/>
               </w:rPr>
-              <w:t xml:space="preserve">Productos y total, retiro, método de pago, «Editar Pedido», «Confirmar y Pagar»; estado de pago rechazado.</w:t>
+              <w:t xml:space="preserve">Productos y total, retiro y método de pago, «Confirmar y Pagar» y «Editar Pedido» apilados; estado de pago rechazado.</w:t>
             </w:r>
           </w:p>
         </w:tc>
@@ -7273,7 +7229,7 @@
                 <w:sz w:val="19"/>
                 <w:szCs w:val="19"/>
               </w:rPr>
-              <w:t xml:space="preserve">Tarjetas con «−» / «+» y basurero, nuevo total, «Guardar Cambios» (desactivado sin cambios), diálogos.</w:t>
+              <w:t xml:space="preserve">Lista con «−» / «+» y basurero por producto, nuevo total, «Guardar Cambios» (desactivado sin cambios), hojas de confirmación.</w:t>
             </w:r>
           </w:p>
         </w:tc>
@@ -7427,7 +7383,7 @@
                 <w:sz w:val="19"/>
                 <w:szCs w:val="19"/>
               </w:rPr>
-              <w:t xml:space="preserve">Barra de navegación, pasos del pedido, tiempo, lugar de retiro, historial.</w:t>
+              <w:t xml:space="preserve">Barra de pestañas, línea de tiempo del pedido, tiempo, lugar de retiro, historial.</w:t>
             </w:r>
           </w:p>
         </w:tc>
@@ -7469,7 +7425,7 @@
       <w:r>
         <w:drawing>
           <wp:inline distT="0" distB="0" distL="0" distR="0">
-            <wp:extent cx="4937760" cy="4281639"/>
+            <wp:extent cx="3336364" cy="4320000"/>
             <wp:effectExtent l="0" t="0" r="0" b="0"/>
             <wp:docPr id="906" name="Imagen 6"/>
             <wp:cNvGraphicFramePr>
@@ -7491,7 +7447,7 @@
                   <pic:spPr>
                     <a:xfrm>
                       <a:off x="0" y="0"/>
-                      <a:ext cx="4937760" cy="4281639"/>
+                      <a:ext cx="3336364" cy="4320000"/>
                     </a:xfrm>
                     <a:prstGeom prst="rect">
                       <a:avLst/>
@@ -7533,7 +7489,7 @@
       <w:r>
         <w:drawing>
           <wp:inline distT="0" distB="0" distL="0" distR="0">
-            <wp:extent cx="4937760" cy="3293568"/>
+            <wp:extent cx="3894653" cy="3960000"/>
             <wp:effectExtent l="0" t="0" r="0" b="0"/>
             <wp:docPr id="907" name="Imagen 7"/>
             <wp:cNvGraphicFramePr>
@@ -7555,7 +7511,7 @@
                   <pic:spPr>
                     <a:xfrm>
                       <a:off x="0" y="0"/>
-                      <a:ext cx="4937760" cy="3293568"/>
+                      <a:ext cx="3894653" cy="3960000"/>
                     </a:xfrm>
                     <a:prstGeom prst="rect">
                       <a:avLst/>
@@ -7597,7 +7553,7 @@
       <w:r>
         <w:drawing>
           <wp:inline distT="0" distB="0" distL="0" distR="0">
-            <wp:extent cx="4937760" cy="3293568"/>
+            <wp:extent cx="3894653" cy="3960000"/>
             <wp:effectExtent l="0" t="0" r="0" b="0"/>
             <wp:docPr id="908" name="Imagen 8"/>
             <wp:cNvGraphicFramePr>
@@ -7619,7 +7575,7 @@
                   <pic:spPr>
                     <a:xfrm>
                       <a:off x="0" y="0"/>
-                      <a:ext cx="4937760" cy="3293568"/>
+                      <a:ext cx="3894653" cy="3960000"/>
                     </a:xfrm>
                     <a:prstGeom prst="rect">
                       <a:avLst/>
@@ -7661,7 +7617,7 @@
       <w:r>
         <w:drawing>
           <wp:inline distT="0" distB="0" distL="0" distR="0">
-            <wp:extent cx="2468880" cy="3400734"/>
+            <wp:extent cx="1891315" cy="3960000"/>
             <wp:effectExtent l="0" t="0" r="0" b="0"/>
             <wp:docPr id="909" name="Imagen 9"/>
             <wp:cNvGraphicFramePr>
@@ -7683,7 +7639,7 @@
                   <pic:spPr>
                     <a:xfrm>
                       <a:off x="0" y="0"/>
-                      <a:ext cx="2468880" cy="3400734"/>
+                      <a:ext cx="1891315" cy="3960000"/>
                     </a:xfrm>
                     <a:prstGeom prst="rect">
                       <a:avLst/>
@@ -7742,7 +7698,7 @@
       <w:r>
         <w:drawing>
           <wp:inline distT="0" distB="0" distL="0" distR="0">
-            <wp:extent cx="4937760" cy="3293568"/>
+            <wp:extent cx="3894653" cy="3960000"/>
             <wp:effectExtent l="0" t="0" r="0" b="0"/>
             <wp:docPr id="910" name="Imagen 10"/>
             <wp:cNvGraphicFramePr>
@@ -7764,7 +7720,7 @@
                   <pic:spPr>
                     <a:xfrm>
                       <a:off x="0" y="0"/>
-                      <a:ext cx="4937760" cy="3293568"/>
+                      <a:ext cx="3894653" cy="3960000"/>
                     </a:xfrm>
                     <a:prstGeom prst="rect">
                       <a:avLst/>
@@ -7806,7 +7762,7 @@
       <w:r>
         <w:drawing>
           <wp:inline distT="0" distB="0" distL="0" distR="0">
-            <wp:extent cx="4937760" cy="3293568"/>
+            <wp:extent cx="3894653" cy="3960000"/>
             <wp:effectExtent l="0" t="0" r="0" b="0"/>
             <wp:docPr id="911" name="Imagen 11"/>
             <wp:cNvGraphicFramePr>
@@ -7828,7 +7784,7 @@
                   <pic:spPr>
                     <a:xfrm>
                       <a:off x="0" y="0"/>
-                      <a:ext cx="4937760" cy="3293568"/>
+                      <a:ext cx="3894653" cy="3960000"/>
                     </a:xfrm>
                     <a:prstGeom prst="rect">
                       <a:avLst/>
@@ -8265,7 +8221,7 @@
         <w:rPr>
           <w:rFonts w:ascii="Times New Roman" w:hAnsi="Times New Roman"/>
         </w:rPr>
-        <w:t xml:space="preserve">«Confirmar y Pagar» es el único botón relleno y está a la derecha, donde termina la lectura; «Editar Pedido» queda como alternativa visible pero menos destacada.</w:t>
+        <w:t xml:space="preserve">«Confirmar y Pagar» es el único botón relleno, ocupa todo el ancho y está en la parte inferior, donde llega el pulgar (ley de Fitts); «Editar Pedido» queda debajo como alternativa visible pero menos destacada.</w:t>
       </w:r>
     </w:p>
     <w:p>
@@ -8325,7 +8281,7 @@
         <w:rPr>
           <w:rFonts w:ascii="Times New Roman" w:hAnsi="Times New Roman"/>
         </w:rPr>
-        <w:t xml:space="preserve">Ocultar la barra principal durante la compra evita salidas accidentales; la única salida, «←», está siempre en el mismo lugar.</w:t>
+        <w:t xml:space="preserve">Ocultar la barra de pestañas durante la compra evita salidas accidentales; la única salida, «←», está siempre en el mismo lugar.</w:t>
       </w:r>
     </w:p>
     <w:p>
@@ -8360,7 +8316,7 @@
         <w:rPr>
           <w:rFonts w:ascii="Times New Roman" w:hAnsi="Times New Roman"/>
         </w:rPr>
-        <w:t xml:space="preserve">Las respuestas del grupo a las preguntas guía del taller fueron la base de las pantallas W4, W5 y W6:</w:t>
+        <w:t xml:space="preserve">Las respuestas a las preguntas guía del taller fueron la base de las pantallas W4, W5 y W6:</w:t>
       </w:r>
     </w:p>
     <w:tbl>
@@ -9922,6 +9878,47 @@
           </w:p>
         </w:tc>
       </w:tr>
+      <w:tr>
+        <w:trPr>
+          <w:cantSplit/>
+        </w:trPr>
+        <w:tc>
+          <w:tcPr>
+            <w:tcW w:w="2700" w:type="dxa"/>
+          </w:tcPr>
+          <w:p>
+            <w:pPr>
+              <w:spacing w:before="20" w:after="20" w:line="240" w:lineRule="auto"/>
+            </w:pPr>
+            <w:r>
+              <w:rPr>
+                <w:rFonts w:ascii="Times New Roman" w:hAnsi="Times New Roman"/>
+                <w:sz w:val="19"/>
+                <w:szCs w:val="19"/>
+              </w:rPr>
+              <w:t xml:space="preserve">Los wireframes usaban un marco de navegador y una barra superior, aunque el estudiante pide desde el celular.</w:t>
+            </w:r>
+          </w:p>
+        </w:tc>
+        <w:tc>
+          <w:tcPr>
+            <w:tcW w:w="5444" w:type="dxa"/>
+          </w:tcPr>
+          <w:p>
+            <w:pPr>
+              <w:spacing w:before="20" w:after="20" w:line="240" w:lineRule="auto"/>
+            </w:pPr>
+            <w:r>
+              <w:rPr>
+                <w:rFonts w:ascii="Times New Roman" w:hAnsi="Times New Roman"/>
+                <w:sz w:val="19"/>
+                <w:szCs w:val="19"/>
+              </w:rPr>
+              <w:t xml:space="preserve">Rediseño en formato móvil: barra de pestañas inferior, botones principales al alcance del pulgar y confirmaciones en hoja inferior.</w:t>
+            </w:r>
+          </w:p>
+        </w:tc>
+      </w:tr>
     </w:tbl>
     <w:p>
       <w:pPr>
@@ -10063,7 +10060,7 @@
         <w:rPr>
           <w:rFonts w:ascii="Times New Roman" w:hAnsi="Times New Roman"/>
         </w:rPr>
-        <w:t xml:space="preserve"> del repositorio del grupo (https://github.com/Hlagua/APE4_Fase1) contiene los productos pedidos por la guía:</w:t>
+        <w:t xml:space="preserve"> del repositorio personal (https://github.com/carlitosgiovanniramos/IHC_APE4) contiene los productos pedidos por la guía:</w:t>
       </w:r>
     </w:p>
     <w:tbl>
@@ -10434,7 +10431,7 @@
                 <w:sz w:val="19"/>
                 <w:szCs w:val="19"/>
               </w:rPr>
-              <w:t xml:space="preserve">Prototipo navegable de baja fidelidad (publicado en https://hlagua.github.io/APE4_Fase1/).</w:t>
+              <w:t xml:space="preserve">Prototipo navegable de baja fidelidad en formato móvil (publicado en https://carlitosgiovanniramos.github.io/IHC_APE4/APE4_Fase1/07_prototipo/).</w:t>
             </w:r>
           </w:p>
         </w:tc>
@@ -10516,7 +10513,7 @@
                 <w:sz w:val="19"/>
                 <w:szCs w:val="19"/>
               </w:rPr>
-              <w:t xml:space="preserve">Índice de la carpeta, integrantes y enlaces al prototipo de Figma y a GitHub Pages.</w:t>
+              <w:t xml:space="preserve">Índice de la carpeta, autor y enlaces al prototipo y a GitHub Pages.</w:t>
             </w:r>
           </w:p>
         </w:tc>
@@ -10543,7 +10540,7 @@
         <w:rPr>
           <w:rFonts w:ascii="Times New Roman" w:hAnsi="Times New Roman"/>
         </w:rPr>
-        <w:t xml:space="preserve">Cada integrante debe subir con su propia cuenta al menos uno de los productos, para que su participación quede como contribución verificable en el historial del repositorio.</w:t>
+        <w:t xml:space="preserve">Todos los productos se subieron desde la cuenta personal del autor (@carlitosgiovanniramos), por lo que el trabajo queda registrado como contribución verificable en el historial del repositorio.</w:t>
       </w:r>
     </w:p>
     <w:p>
@@ -10615,7 +10612,7 @@
           </w:rPr>
           <w:id w:val="1882968851"/>
           <w14:checkbox>
-            <w14:checked w14:val="1"/>
+            <w14:checked w14:val="0"/>
             <w14:checkedState w14:val="2612" w14:font="MS Gothic"/>
             <w14:uncheckedState w14:val="2610" w14:font="MS Gothic"/>
           </w14:checkbox>
@@ -10626,7 +10623,7 @@
               <w:rFonts w:ascii="MS Gothic" w:eastAsia="MS Gothic" w:hAnsi="MS Gothic" w:hint="eastAsia"/>
               <w:bCs/>
             </w:rPr>
-            <w:t>☒</w:t>
+            <w:t>☐</w:t>
           </w:r>
         </w:sdtContent>
       </w:sdt>
@@ -10656,7 +10653,7 @@
           </w:rPr>
           <w:id w:val="-1409764499"/>
           <w14:checkbox>
-            <w14:checked w14:val="1"/>
+            <w14:checked w14:val="0"/>
             <w14:checkedState w14:val="2612" w14:font="MS Gothic"/>
             <w14:uncheckedState w14:val="2610" w14:font="MS Gothic"/>
           </w14:checkbox>
@@ -10667,7 +10664,7 @@
               <w:rFonts w:ascii="MS Gothic" w:eastAsia="MS Gothic" w:hAnsi="MS Gothic" w:hint="eastAsia"/>
               <w:bCs/>
             </w:rPr>
-            <w:t>☒</w:t>
+            <w:t>☐</w:t>
           </w:r>
         </w:sdtContent>
       </w:sdt>
@@ -10779,7 +10776,7 @@
           </w:rPr>
           <w:id w:val="1763099464"/>
           <w14:checkbox>
-            <w14:checked w14:val="0"/>
+            <w14:checked w14:val="1"/>
             <w14:checkedState w14:val="2612" w14:font="MS Gothic"/>
             <w14:uncheckedState w14:val="2610" w14:font="MS Gothic"/>
           </w14:checkbox>
@@ -10790,7 +10787,7 @@
               <w:rFonts w:ascii="MS Gothic" w:eastAsia="MS Gothic" w:hAnsi="MS Gothic" w:hint="eastAsia"/>
               <w:bCs/>
             </w:rPr>
-            <w:t>☐</w:t>
+            <w:t>☒</w:t>
           </w:r>
         </w:sdtContent>
       </w:sdt>
@@ -10902,7 +10899,7 @@
           </w:rPr>
           <w:id w:val="1655562452"/>
           <w14:checkbox>
-            <w14:checked w14:val="0"/>
+            <w14:checked w14:val="1"/>
             <w14:checkedState w14:val="2612" w14:font="MS Gothic"/>
             <w14:uncheckedState w14:val="2610" w14:font="MS Gothic"/>
           </w14:checkbox>
@@ -10913,7 +10910,7 @@
               <w:rFonts w:ascii="MS Gothic" w:eastAsia="MS Gothic" w:hAnsi="MS Gothic" w:hint="eastAsia"/>
               <w:bCs/>
             </w:rPr>
-            <w:t>☐</w:t>
+            <w:t>☒</w:t>
           </w:r>
         </w:sdtContent>
       </w:sdt>
@@ -11013,7 +11010,7 @@
         <w:rPr>
           <w:rFonts w:ascii="Times New Roman" w:hAnsi="Times New Roman"/>
         </w:rPr>
-        <w:t xml:space="preserve">El grupo aprendió a usar y aplicar wireframes en la creación de un prototipo usable: partir de los requisitos y de las necesidades del estudiante permitió que cada una de las siete pantallas de CaféU tenga un motivo y pueda rastrearse hasta un requisito, un nodo del sitemap y un paso de los user flows.</w:t>
+        <w:t xml:space="preserve">Se aprendió a usar y aplicar wireframes en la creación de un prototipo usable: partir de los requisitos y de las necesidades del estudiante permitió que cada una de las siete pantallas de CaféU tenga un motivo y pueda rastrearse hasta un requisito, un nodo del sitemap y un paso de los user flows.</w:t>
       </w:r>
     </w:p>
     <w:p>
@@ -11047,7 +11044,7 @@
         <w:rPr>
           <w:rFonts w:ascii="Times New Roman" w:hAnsi="Times New Roman"/>
         </w:rPr>
-        <w:t xml:space="preserve">Trabajar en baja fidelidad mantuvo la discusión en la estructura, la navegación y los componentes, y no en colores o estilos; las mejoras se aplicaron en minutos y antes de escribir código, lo que estimula la creatividad y reduce los costes de los cambios tardíos.</w:t>
+        <w:t xml:space="preserve">Trabajar en baja fidelidad mantuvo la discusión en la estructura, la navegación y los componentes, y no en colores o estilos; las mejoras se aplicaron en minutos y antes de escribir código, lo que estimula la creatividad y reduce los costes de los cambios tardíos. Por eso fue posible rediseñar todas las pantallas en formato móvil sin cambiar su contenido ni la trazabilidad con los requisitos.</w:t>
       </w:r>
     </w:p>
     <w:p>
